--- a/docs/hardware/unit_product_reference_v_1_0_0_ue0085_tcan1051hvd_can_transceiver_module.docx
+++ b/docs/hardware/unit_product_reference_v_1_0_0_ue0085_tcan1051hvd_can_transceiver_module.docx
@@ -5561,6 +5561,37 @@
                   <w:rStyle w:val="Hyperlink"/>
                 </w:rPr>
                 <w:t xml:space="preserve">UNIT-Electronics-MX/unit_devlab_tcan1051hvd_can_transceiver_module</w:t>
+              </w:r>
+            </w:hyperlink>
+          </w:p>
+        </w:tc>
+      </w:tr>
+      <w:tr>
+        <w:tc>
+          <w:tcPr/>
+          <w:p>
+            <w:pPr>
+              <w:pStyle w:val="Compact"/>
+              <w:jc w:val="left"/>
+            </w:pPr>
+            <w:r>
+              <w:t xml:space="preserve">Arduino library</w:t>
+            </w:r>
+          </w:p>
+        </w:tc>
+        <w:tc>
+          <w:tcPr/>
+          <w:p>
+            <w:pPr>
+              <w:pStyle w:val="Compact"/>
+              <w:jc w:val="left"/>
+            </w:pPr>
+            <w:hyperlink r:id="rId67">
+              <w:r>
+                <w:rPr>
+                  <w:rStyle w:val="Hyperlink"/>
+                </w:rPr>
+                <w:t xml:space="preserve">UNIT-Electronics-MX/UE0085-TCAN1051HVD</w:t>
               </w:r>
             </w:hyperlink>
           </w:p>

--- a/docs/hardware/unit_product_reference_v_1_0_0_ue0085_tcan1051hvd_can_transceiver_module.docx
+++ b/docs/hardware/unit_product_reference_v_1_0_0_ue0085_tcan1051hvd_can_transceiver_module.docx
@@ -5486,7 +5486,7 @@
       </w:tr>
     </w:tbl>
     <w:bookmarkEnd w:id="66"/>
-    <w:bookmarkStart w:id="69" w:name="reference-documentation"/>
+    <w:bookmarkStart w:id="70" w:name="reference-documentation"/>
     <w:p>
       <w:pPr>
         <w:pStyle w:val="Heading2"/>
@@ -5586,12 +5586,12 @@
               <w:pStyle w:val="Compact"/>
               <w:jc w:val="left"/>
             </w:pPr>
-            <w:hyperlink r:id="rId67">
+            <w:hyperlink r:id="rId68">
               <w:r>
                 <w:rPr>
                   <w:rStyle w:val="Hyperlink"/>
                 </w:rPr>
-                <w:t xml:space="preserve">UNIT-Electronics-MX/UE0085-TCAN1051HVD</w:t>
+                <w:t xml:space="preserve">UNIT-Electronics-MX/unit_devlab_tcan1051hvd_library</w:t>
               </w:r>
             </w:hyperlink>
           </w:p>
@@ -5617,7 +5617,7 @@
               <w:pStyle w:val="Compact"/>
               <w:jc w:val="left"/>
             </w:pPr>
-            <w:hyperlink r:id="rId68">
+            <w:hyperlink r:id="rId69">
               <w:r>
                 <w:rPr>
                   <w:rStyle w:val="Hyperlink"/>
@@ -5696,8 +5696,8 @@
         <w:t xml:space="preserve">.</w:t>
       </w:r>
     </w:p>
-    <w:bookmarkEnd w:id="69"/>
-    <w:bookmarkStart w:id="73" w:name="appendix"/>
+    <w:bookmarkEnd w:id="70"/>
+    <w:bookmarkStart w:id="74" w:name="appendix"/>
     <w:p>
       <w:pPr>
         <w:pStyle w:val="Heading2"/>
@@ -5706,7 +5706,7 @@
         <w:t xml:space="preserve">9 Appendix</w:t>
       </w:r>
     </w:p>
-    <w:bookmarkStart w:id="71" w:name="schematic"/>
+    <w:bookmarkStart w:id="72" w:name="schematic"/>
     <w:p>
       <w:pPr>
         <w:pStyle w:val="Heading3"/>
@@ -5727,7 +5727,7 @@
       <w:pPr>
         <w:pStyle w:val="BodyText"/>
       </w:pPr>
-      <w:hyperlink r:id="rId70">
+      <w:hyperlink r:id="rId71">
         <w:r>
           <w:rPr>
             <w:rStyle w:val="Hyperlink"/>
@@ -5736,8 +5736,8 @@
         </w:r>
       </w:hyperlink>
     </w:p>
-    <w:bookmarkEnd w:id="71"/>
-    <w:bookmarkStart w:id="72" w:name="design-notes"/>
+    <w:bookmarkEnd w:id="72"/>
+    <w:bookmarkStart w:id="73" w:name="design-notes"/>
     <w:p>
       <w:pPr>
         <w:pStyle w:val="Heading3"/>
@@ -5824,8 +5824,8 @@
         <w:t xml:space="preserve">module and is not exposed as a user control.</w:t>
       </w:r>
     </w:p>
-    <w:bookmarkEnd w:id="72"/>
     <w:bookmarkEnd w:id="73"/>
+    <w:bookmarkEnd w:id="74"/>
     <w:sectPr>
       <w:pgSz w:h="16838" w:w="11906"/>
       <w:pgMar w:bottom="1134" w:footer="708" w:gutter="0" w:header="708" w:left="1134" w:right="1134" w:top="1134"/>
